--- a/9.1.1.docx
+++ b/9.1.1.docx
@@ -3,73 +3,103 @@
 <w:document xmlns:wpc="http://schemas.microsoft.com/office/word/2010/wordprocessingCanvas" xmlns:cx="http://schemas.microsoft.com/office/drawing/2014/chartex" xmlns:cx1="http://schemas.microsoft.com/office/drawing/2015/9/8/chartex" xmlns:cx2="http://schemas.microsoft.com/office/drawing/2015/10/21/chartex" xmlns:cx3="http://schemas.microsoft.com/office/drawing/2016/5/9/chartex" xmlns:cx4="http://schemas.microsoft.com/office/drawing/2016/5/10/chartex" xmlns:cx5="http://schemas.microsoft.com/office/drawing/2016/5/11/chartex" xmlns:cx6="http://schemas.microsoft.com/office/drawing/2016/5/12/chartex" xmlns:cx7="http://schemas.microsoft.com/office/drawing/2016/5/13/chartex" xmlns:cx8="http://schemas.microsoft.com/office/drawing/2016/5/14/chartex" xmlns:mc="http://schemas.openxmlformats.org/markup-compatibility/2006" xmlns:aink="http://schemas.microsoft.com/office/drawing/2016/ink" xmlns:am3d="http://schemas.microsoft.com/office/drawing/2017/model3d" xmlns:o="urn:schemas-microsoft-com:office:office" xmlns:oel="http://schemas.microsoft.com/office/2019/extlst" xmlns:r="http://schemas.openxmlformats.org/officeDocument/2006/relationships" xmlns:m="http://schemas.openxmlformats.org/officeDocument/2006/math" xmlns:v="urn:schemas-microsoft-com:vml" xmlns:wp14="http://schemas.microsoft.com/office/word/2010/wordprocessingDrawing" xmlns:wp="http://schemas.openxmlformats.org/drawingml/2006/wordprocessingDrawing" xmlns:w10="urn:schemas-microsoft-com:office:word" xmlns:w="http://schemas.openxmlformats.org/wordprocessingml/2006/main" xmlns:w14="http://schemas.microsoft.com/office/word/2010/wordml" xmlns:w15="http://schemas.microsoft.com/office/word/2012/wordml" xmlns:w16cex="http://schemas.microsoft.com/office/word/2018/wordml/cex" xmlns:w16cid="http://schemas.microsoft.com/office/word/2016/wordml/cid" xmlns:w16="http://schemas.microsoft.com/office/word/2018/wordml" xmlns:w16du="http://schemas.microsoft.com/office/word/2023/wordml/word16du" xmlns:w16sdtdh="http://schemas.microsoft.com/office/word/2020/wordml/sdtdatahash" xmlns:w16sdtfl="http://schemas.microsoft.com/office/word/2024/wordml/sdtformatlock" xmlns:w16se="http://schemas.microsoft.com/office/word/2015/wordml/symex" xmlns:wpg="http://schemas.microsoft.com/office/word/2010/wordprocessingGroup" xmlns:wpi="http://schemas.microsoft.com/office/word/2010/wordprocessingInk" xmlns:wne="http://schemas.microsoft.com/office/word/2006/wordml" xmlns:wps="http://schemas.microsoft.com/office/word/2010/wordprocessingShape" mc:Ignorable="w14 w15 w16se w16cid w16 w16cex w16sdtdh w16sdtfl w16du wp14">
   <w:body>
     <w:p>
+      <w:r>
+        <w:t>Practice 9.1.1</w:t>
+      </w:r>
+    </w:p>
+    <w:p>
+      <w:r>
+        <w:t>Write a program that takes a string as input and prints the total count of vowels in that string. Consider both uppercase and lowercase.</w:t>
+      </w:r>
+    </w:p>
+    <w:p/>
+    <w:p>
+      <w:r>
+        <w:t>Algorithm:-</w:t>
+      </w:r>
+    </w:p>
+    <w:p>
+      <w:r>
+        <w:t>Step 1: Start</w:t>
+      </w:r>
+    </w:p>
+    <w:p>
+      <w:r>
+        <w:t>Step 2: Read a string s from the user</w:t>
+      </w:r>
+    </w:p>
+    <w:p>
+      <w:r>
+        <w:t>Step 3: Initialize a counter variable count = 0</w:t>
+      </w:r>
+    </w:p>
+    <w:p>
+      <w:r>
+        <w:t>Step 4: Define the set of vowels as "aeiouAEIOU"</w:t>
+      </w:r>
+    </w:p>
+    <w:p>
+      <w:r>
+        <w:t>Step 5: For each character ch in the string s, repeat Steps 6–7:</w:t>
+      </w:r>
+    </w:p>
+    <w:p>
+      <w:r>
+        <w:t>Step 6: Check if ch is present in the vowels string</w:t>
+      </w:r>
+    </w:p>
+    <w:p>
       <w:pPr>
+        <w:ind w:left="720"/>
+      </w:pPr>
+      <w:r>
+        <w:t>If Yes → go to Step 7</w:t>
+      </w:r>
+    </w:p>
+    <w:p>
+      <w:pPr>
+        <w:ind w:left="720"/>
+      </w:pPr>
+      <w:r>
+        <w:t>If No → go back to Step 5 (next character)</w:t>
+      </w:r>
+    </w:p>
+    <w:p>
+      <w:r>
+        <w:t>Step 7: Increment count by 1 (i.e., count = count + 1)</w:t>
+      </w:r>
+    </w:p>
+    <w:p>
+      <w:r>
+        <w:t>Step 8: After all characters are processed, print the value of count</w:t>
+      </w:r>
+    </w:p>
+    <w:p>
+      <w:r>
+        <w:t>Step 9: Stop</w:t>
+      </w:r>
+      <w:r>
+        <w:t xml:space="preserve"> </w:t>
+      </w:r>
+    </w:p>
+    <w:p/>
+    <w:p/>
+    <w:p>
+      <w:r>
+        <w:t>FlowChart:-</w:t>
+      </w:r>
+    </w:p>
+    <w:p>
+      <w:r>
         <w:rPr>
-          <w:b/>
-          <w:bCs/>
-          <w:sz w:val="28"/>
-          <w:szCs w:val="28"/>
+          <w:noProof/>
         </w:rPr>
-      </w:pPr>
-      <w:r>
-        <w:rPr>
-          <w:b/>
-          <w:bCs/>
-          <w:sz w:val="28"/>
-          <w:szCs w:val="28"/>
-        </w:rPr>
-        <w:t>9.1</w:t>
-      </w:r>
-      <w:r>
-        <w:rPr>
-          <w:b/>
-          <w:bCs/>
-          <w:sz w:val="28"/>
-          <w:szCs w:val="28"/>
-        </w:rPr>
-        <w:t>.1</w:t>
-      </w:r>
-      <w:r>
-        <w:rPr>
-          <w:b/>
-          <w:bCs/>
-          <w:sz w:val="28"/>
-          <w:szCs w:val="28"/>
-        </w:rPr>
-        <w:t xml:space="preserve"> Write a program that takes a string as input and prints the total count of vowels in that string. Consider both uppercase and lowercase.</w:t>
-      </w:r>
-    </w:p>
-    <w:p>
-      <w:pPr>
-        <w:rPr>
-          <w:b/>
-          <w:bCs/>
-          <w:sz w:val="28"/>
-          <w:szCs w:val="28"/>
-        </w:rPr>
-      </w:pPr>
-    </w:p>
-    <w:p>
-      <w:pPr>
-        <w:rPr>
-          <w:b/>
-          <w:bCs/>
-          <w:sz w:val="28"/>
-          <w:szCs w:val="28"/>
-        </w:rPr>
-      </w:pPr>
-      <w:r>
-        <w:rPr>
-          <w:b/>
-          <w:bCs/>
-          <w:sz w:val="28"/>
-          <w:szCs w:val="28"/>
-        </w:rPr>
+        <w:lastRenderedPageBreak/>
         <w:drawing>
-          <wp:inline distT="0" distB="0" distL="0" distR="0" wp14:anchorId="244003E4" wp14:editId="17FD0967">
-            <wp:extent cx="4030980" cy="2560320"/>
-            <wp:effectExtent l="0" t="0" r="7620" b="0"/>
-            <wp:docPr id="94968781" name="Picture 1"/>
+          <wp:inline distT="0" distB="0" distL="0" distR="0" wp14:anchorId="4B2CBB4D" wp14:editId="273A2E68">
+            <wp:extent cx="5731510" cy="8597265"/>
+            <wp:effectExtent l="0" t="0" r="2540" b="0"/>
+            <wp:docPr id="1672280827" name="Picture 4"/>
             <wp:cNvGraphicFramePr>
               <a:graphicFrameLocks xmlns:a="http://schemas.openxmlformats.org/drawingml/2006/main" noChangeAspect="1"/>
             </wp:cNvGraphicFramePr>
@@ -77,77 +107,13 @@
               <a:graphicData uri="http://schemas.openxmlformats.org/drawingml/2006/picture">
                 <pic:pic xmlns:pic="http://schemas.openxmlformats.org/drawingml/2006/picture">
                   <pic:nvPicPr>
-                    <pic:cNvPr id="94968781" name=""/>
-                    <pic:cNvPicPr/>
-                  </pic:nvPicPr>
-                  <pic:blipFill>
-                    <a:blip r:embed="rId5"/>
-                    <a:stretch>
-                      <a:fillRect/>
-                    </a:stretch>
-                  </pic:blipFill>
-                  <pic:spPr>
-                    <a:xfrm>
-                      <a:off x="0" y="0"/>
-                      <a:ext cx="4046640" cy="2570267"/>
-                    </a:xfrm>
-                    <a:prstGeom prst="rect">
-                      <a:avLst/>
-                    </a:prstGeom>
-                  </pic:spPr>
-                </pic:pic>
-              </a:graphicData>
-            </a:graphic>
-          </wp:inline>
-        </w:drawing>
-      </w:r>
-    </w:p>
-    <w:p>
-      <w:pPr>
-        <w:rPr>
-          <w:b/>
-          <w:bCs/>
-          <w:sz w:val="28"/>
-          <w:szCs w:val="28"/>
-        </w:rPr>
-      </w:pPr>
-    </w:p>
-    <w:p>
-      <w:pPr>
-        <w:rPr>
-          <w:b/>
-          <w:bCs/>
-          <w:sz w:val="28"/>
-          <w:szCs w:val="28"/>
-        </w:rPr>
-      </w:pPr>
-      <w:r>
-        <w:rPr>
-          <w:b/>
-          <w:bCs/>
-          <w:noProof/>
-          <w:sz w:val="28"/>
-          <w:szCs w:val="28"/>
-        </w:rPr>
-        <w:drawing>
-          <wp:inline distT="0" distB="0" distL="0" distR="0" wp14:anchorId="263103B4" wp14:editId="5036EDF8">
-            <wp:extent cx="3815715" cy="4896619"/>
-            <wp:effectExtent l="0" t="0" r="0" b="0"/>
-            <wp:docPr id="1300992981" name="Picture 1"/>
-            <wp:cNvGraphicFramePr>
-              <a:graphicFrameLocks xmlns:a="http://schemas.openxmlformats.org/drawingml/2006/main" noChangeAspect="1"/>
-            </wp:cNvGraphicFramePr>
-            <a:graphic xmlns:a="http://schemas.openxmlformats.org/drawingml/2006/main">
-              <a:graphicData uri="http://schemas.openxmlformats.org/drawingml/2006/picture">
-                <pic:pic xmlns:pic="http://schemas.openxmlformats.org/drawingml/2006/picture">
-                  <pic:nvPicPr>
-                    <pic:cNvPr id="0" name="Picture 2"/>
+                    <pic:cNvPr id="0" name="Picture 22"/>
                     <pic:cNvPicPr>
                       <a:picLocks noChangeAspect="1" noChangeArrowheads="1"/>
                     </pic:cNvPicPr>
                   </pic:nvPicPr>
                   <pic:blipFill>
-                    <a:blip r:embed="rId6">
+                    <a:blip r:embed="rId5">
                       <a:extLst>
                         <a:ext uri="{28A0092B-C50C-407E-A947-70E740481C1C}">
                           <a14:useLocalDpi xmlns:a14="http://schemas.microsoft.com/office/drawing/2010/main" val="0"/>
@@ -162,106 +128,7 @@
                   <pic:spPr bwMode="auto">
                     <a:xfrm>
                       <a:off x="0" y="0"/>
-                      <a:ext cx="3838009" cy="4925229"/>
-                    </a:xfrm>
-                    <a:prstGeom prst="rect">
-                      <a:avLst/>
-                    </a:prstGeom>
-                    <a:noFill/>
-                  </pic:spPr>
-                </pic:pic>
-              </a:graphicData>
-            </a:graphic>
-          </wp:inline>
-        </w:drawing>
-      </w:r>
-    </w:p>
-    <w:p>
-      <w:pPr>
-        <w:rPr>
-          <w:b/>
-          <w:bCs/>
-          <w:sz w:val="28"/>
-          <w:szCs w:val="28"/>
-        </w:rPr>
-      </w:pPr>
-    </w:p>
-    <w:p>
-      <w:pPr>
-        <w:rPr>
-          <w:b/>
-          <w:bCs/>
-          <w:sz w:val="28"/>
-          <w:szCs w:val="28"/>
-        </w:rPr>
-      </w:pPr>
-    </w:p>
-    <w:p>
-      <w:pPr>
-        <w:rPr>
-          <w:b/>
-          <w:bCs/>
-          <w:sz w:val="28"/>
-          <w:szCs w:val="28"/>
-        </w:rPr>
-      </w:pPr>
-      <w:r>
-        <w:rPr>
-          <w:b/>
-          <w:bCs/>
-          <w:sz w:val="28"/>
-          <w:szCs w:val="28"/>
-        </w:rPr>
-        <w:t>CODE</w:t>
-      </w:r>
-    </w:p>
-    <w:p>
-      <w:pPr>
-        <w:rPr>
-          <w:b/>
-          <w:bCs/>
-          <w:sz w:val="28"/>
-          <w:szCs w:val="28"/>
-        </w:rPr>
-      </w:pPr>
-      <w:r>
-        <w:rPr>
-          <w:noProof/>
-        </w:rPr>
-        <w:drawing>
-          <wp:inline distT="0" distB="0" distL="0" distR="0" wp14:anchorId="303F39F5" wp14:editId="32149B54">
-            <wp:extent cx="5731510" cy="2813050"/>
-            <wp:effectExtent l="0" t="0" r="2540" b="6350"/>
-            <wp:docPr id="1383667093" name="Picture 1"/>
-            <wp:cNvGraphicFramePr>
-              <a:graphicFrameLocks xmlns:a="http://schemas.openxmlformats.org/drawingml/2006/main" noChangeAspect="1"/>
-            </wp:cNvGraphicFramePr>
-            <a:graphic xmlns:a="http://schemas.openxmlformats.org/drawingml/2006/main">
-              <a:graphicData uri="http://schemas.openxmlformats.org/drawingml/2006/picture">
-                <pic:pic xmlns:pic="http://schemas.openxmlformats.org/drawingml/2006/picture">
-                  <pic:nvPicPr>
-                    <pic:cNvPr id="0" name="Picture 1"/>
-                    <pic:cNvPicPr>
-                      <a:picLocks noChangeAspect="1" noChangeArrowheads="1"/>
-                    </pic:cNvPicPr>
-                  </pic:nvPicPr>
-                  <pic:blipFill>
-                    <a:blip r:embed="rId7" cstate="print">
-                      <a:extLst>
-                        <a:ext uri="{28A0092B-C50C-407E-A947-70E740481C1C}">
-                          <a14:useLocalDpi xmlns:a14="http://schemas.microsoft.com/office/drawing/2010/main" val="0"/>
-                        </a:ext>
-                      </a:extLst>
-                    </a:blip>
-                    <a:srcRect/>
-                    <a:stretch>
-                      <a:fillRect/>
-                    </a:stretch>
-                  </pic:blipFill>
-                  <pic:spPr bwMode="auto">
-                    <a:xfrm>
-                      <a:off x="0" y="0"/>
-                      <a:ext cx="5731510" cy="2813050"/>
+                      <a:ext cx="5731510" cy="8597265"/>
                     </a:xfrm>
                     <a:prstGeom prst="rect">
                       <a:avLst/>
@@ -278,6 +145,51 @@
         </w:drawing>
       </w:r>
     </w:p>
+    <w:p>
+      <w:r>
+        <w:lastRenderedPageBreak/>
+        <w:t>Code:-</w:t>
+      </w:r>
+    </w:p>
+    <w:p>
+      <w:r>
+        <w:drawing>
+          <wp:inline distT="0" distB="0" distL="0" distR="0" wp14:anchorId="0FE33033" wp14:editId="5E37202F">
+            <wp:extent cx="5731510" cy="2728595"/>
+            <wp:effectExtent l="0" t="0" r="2540" b="0"/>
+            <wp:docPr id="1195007380" name="Picture 1"/>
+            <wp:cNvGraphicFramePr>
+              <a:graphicFrameLocks xmlns:a="http://schemas.openxmlformats.org/drawingml/2006/main" noChangeAspect="1"/>
+            </wp:cNvGraphicFramePr>
+            <a:graphic xmlns:a="http://schemas.openxmlformats.org/drawingml/2006/main">
+              <a:graphicData uri="http://schemas.openxmlformats.org/drawingml/2006/picture">
+                <pic:pic xmlns:pic="http://schemas.openxmlformats.org/drawingml/2006/picture">
+                  <pic:nvPicPr>
+                    <pic:cNvPr id="1195007380" name=""/>
+                    <pic:cNvPicPr/>
+                  </pic:nvPicPr>
+                  <pic:blipFill>
+                    <a:blip r:embed="rId6"/>
+                    <a:stretch>
+                      <a:fillRect/>
+                    </a:stretch>
+                  </pic:blipFill>
+                  <pic:spPr>
+                    <a:xfrm>
+                      <a:off x="0" y="0"/>
+                      <a:ext cx="5731510" cy="2728595"/>
+                    </a:xfrm>
+                    <a:prstGeom prst="rect">
+                      <a:avLst/>
+                    </a:prstGeom>
+                  </pic:spPr>
+                </pic:pic>
+              </a:graphicData>
+            </a:graphic>
+          </wp:inline>
+        </w:drawing>
+      </w:r>
+    </w:p>
     <w:sectPr>
       <w:pgSz w:w="11906" w:h="16838"/>
       <w:pgMar w:top="1440" w:right="1440" w:bottom="1440" w:left="1440" w:header="708" w:footer="708" w:gutter="0"/>
@@ -286,6 +198,163 @@
     </w:sectPr>
   </w:body>
 </w:document>
+</file>
+
+<file path=word/numbering.xml><?xml version="1.0" encoding="utf-8"?>
+<w:numbering xmlns:wpc="http://schemas.microsoft.com/office/word/2010/wordprocessingCanvas" xmlns:cx="http://schemas.microsoft.com/office/drawing/2014/chartex" xmlns:cx1="http://schemas.microsoft.com/office/drawing/2015/9/8/chartex" xmlns:cx2="http://schemas.microsoft.com/office/drawing/2015/10/21/chartex" xmlns:cx3="http://schemas.microsoft.com/office/drawing/2016/5/9/chartex" xmlns:cx4="http://schemas.microsoft.com/office/drawing/2016/5/10/chartex" xmlns:cx5="http://schemas.microsoft.com/office/drawing/2016/5/11/chartex" xmlns:cx6="http://schemas.microsoft.com/office/drawing/2016/5/12/chartex" xmlns:cx7="http://schemas.microsoft.com/office/drawing/2016/5/13/chartex" xmlns:cx8="http://schemas.microsoft.com/office/drawing/2016/5/14/chartex" xmlns:mc="http://schemas.openxmlformats.org/markup-compatibility/2006" xmlns:aink="http://schemas.microsoft.com/office/drawing/2016/ink" xmlns:am3d="http://schemas.microsoft.com/office/drawing/2017/model3d" xmlns:o="urn:schemas-microsoft-com:office:office" xmlns:oel="http://schemas.microsoft.com/office/2019/extlst" xmlns:r="http://schemas.openxmlformats.org/officeDocument/2006/relationships" xmlns:m="http://schemas.openxmlformats.org/officeDocument/2006/math" xmlns:v="urn:schemas-microsoft-com:vml" xmlns:wp14="http://schemas.microsoft.com/office/word/2010/wordprocessingDrawing" xmlns:wp="http://schemas.openxmlformats.org/drawingml/2006/wordprocessingDrawing" xmlns:w10="urn:schemas-microsoft-com:office:word" xmlns:w="http://schemas.openxmlformats.org/wordprocessingml/2006/main" xmlns:w14="http://schemas.microsoft.com/office/word/2010/wordml" xmlns:w15="http://schemas.microsoft.com/office/word/2012/wordml" xmlns:w16cex="http://schemas.microsoft.com/office/word/2018/wordml/cex" xmlns:w16cid="http://schemas.microsoft.com/office/word/2016/wordml/cid" xmlns:w16="http://schemas.microsoft.com/office/word/2018/wordml" xmlns:w16du="http://schemas.microsoft.com/office/word/2023/wordml/word16du" xmlns:w16sdtdh="http://schemas.microsoft.com/office/word/2020/wordml/sdtdatahash" xmlns:w16sdtfl="http://schemas.microsoft.com/office/word/2024/wordml/sdtformatlock" xmlns:w16se="http://schemas.microsoft.com/office/word/2015/wordml/symex" xmlns:wpg="http://schemas.microsoft.com/office/word/2010/wordprocessingGroup" xmlns:wpi="http://schemas.microsoft.com/office/word/2010/wordprocessingInk" xmlns:wne="http://schemas.microsoft.com/office/word/2006/wordml" xmlns:wps="http://schemas.microsoft.com/office/word/2010/wordprocessingShape" mc:Ignorable="w14 w15 w16se w16cid w16 w16cex w16sdtdh w16sdtfl w16du wp14">
+  <w:abstractNum w:abstractNumId="0" w15:restartNumberingAfterBreak="0">
+    <w:nsid w:val="7E7056E5"/>
+    <w:multiLevelType w:val="multilevel"/>
+    <w:tmpl w:val="B99C4EBC"/>
+    <w:lvl w:ilvl="0">
+      <w:start w:val="1"/>
+      <w:numFmt w:val="bullet"/>
+      <w:lvlText w:val=""/>
+      <w:lvlJc w:val="left"/>
+      <w:pPr>
+        <w:tabs>
+          <w:tab w:val="num" w:pos="720"/>
+        </w:tabs>
+        <w:ind w:left="720" w:hanging="360"/>
+      </w:pPr>
+      <w:rPr>
+        <w:rFonts w:ascii="Symbol" w:hAnsi="Symbol" w:hint="default"/>
+        <w:sz w:val="20"/>
+      </w:rPr>
+    </w:lvl>
+    <w:lvl w:ilvl="1" w:tentative="1">
+      <w:start w:val="1"/>
+      <w:numFmt w:val="bullet"/>
+      <w:lvlText w:val="o"/>
+      <w:lvlJc w:val="left"/>
+      <w:pPr>
+        <w:tabs>
+          <w:tab w:val="num" w:pos="1440"/>
+        </w:tabs>
+        <w:ind w:left="1440" w:hanging="360"/>
+      </w:pPr>
+      <w:rPr>
+        <w:rFonts w:ascii="Courier New" w:hAnsi="Courier New" w:hint="default"/>
+        <w:sz w:val="20"/>
+      </w:rPr>
+    </w:lvl>
+    <w:lvl w:ilvl="2" w:tentative="1">
+      <w:start w:val="1"/>
+      <w:numFmt w:val="bullet"/>
+      <w:lvlText w:val=""/>
+      <w:lvlJc w:val="left"/>
+      <w:pPr>
+        <w:tabs>
+          <w:tab w:val="num" w:pos="2160"/>
+        </w:tabs>
+        <w:ind w:left="2160" w:hanging="360"/>
+      </w:pPr>
+      <w:rPr>
+        <w:rFonts w:ascii="Wingdings" w:hAnsi="Wingdings" w:hint="default"/>
+        <w:sz w:val="20"/>
+      </w:rPr>
+    </w:lvl>
+    <w:lvl w:ilvl="3" w:tentative="1">
+      <w:start w:val="1"/>
+      <w:numFmt w:val="bullet"/>
+      <w:lvlText w:val=""/>
+      <w:lvlJc w:val="left"/>
+      <w:pPr>
+        <w:tabs>
+          <w:tab w:val="num" w:pos="2880"/>
+        </w:tabs>
+        <w:ind w:left="2880" w:hanging="360"/>
+      </w:pPr>
+      <w:rPr>
+        <w:rFonts w:ascii="Wingdings" w:hAnsi="Wingdings" w:hint="default"/>
+        <w:sz w:val="20"/>
+      </w:rPr>
+    </w:lvl>
+    <w:lvl w:ilvl="4" w:tentative="1">
+      <w:start w:val="1"/>
+      <w:numFmt w:val="bullet"/>
+      <w:lvlText w:val=""/>
+      <w:lvlJc w:val="left"/>
+      <w:pPr>
+        <w:tabs>
+          <w:tab w:val="num" w:pos="3600"/>
+        </w:tabs>
+        <w:ind w:left="3600" w:hanging="360"/>
+      </w:pPr>
+      <w:rPr>
+        <w:rFonts w:ascii="Wingdings" w:hAnsi="Wingdings" w:hint="default"/>
+        <w:sz w:val="20"/>
+      </w:rPr>
+    </w:lvl>
+    <w:lvl w:ilvl="5" w:tentative="1">
+      <w:start w:val="1"/>
+      <w:numFmt w:val="bullet"/>
+      <w:lvlText w:val=""/>
+      <w:lvlJc w:val="left"/>
+      <w:pPr>
+        <w:tabs>
+          <w:tab w:val="num" w:pos="4320"/>
+        </w:tabs>
+        <w:ind w:left="4320" w:hanging="360"/>
+      </w:pPr>
+      <w:rPr>
+        <w:rFonts w:ascii="Wingdings" w:hAnsi="Wingdings" w:hint="default"/>
+        <w:sz w:val="20"/>
+      </w:rPr>
+    </w:lvl>
+    <w:lvl w:ilvl="6" w:tentative="1">
+      <w:start w:val="1"/>
+      <w:numFmt w:val="bullet"/>
+      <w:lvlText w:val=""/>
+      <w:lvlJc w:val="left"/>
+      <w:pPr>
+        <w:tabs>
+          <w:tab w:val="num" w:pos="5040"/>
+        </w:tabs>
+        <w:ind w:left="5040" w:hanging="360"/>
+      </w:pPr>
+      <w:rPr>
+        <w:rFonts w:ascii="Wingdings" w:hAnsi="Wingdings" w:hint="default"/>
+        <w:sz w:val="20"/>
+      </w:rPr>
+    </w:lvl>
+    <w:lvl w:ilvl="7" w:tentative="1">
+      <w:start w:val="1"/>
+      <w:numFmt w:val="bullet"/>
+      <w:lvlText w:val=""/>
+      <w:lvlJc w:val="left"/>
+      <w:pPr>
+        <w:tabs>
+          <w:tab w:val="num" w:pos="5760"/>
+        </w:tabs>
+        <w:ind w:left="5760" w:hanging="360"/>
+      </w:pPr>
+      <w:rPr>
+        <w:rFonts w:ascii="Wingdings" w:hAnsi="Wingdings" w:hint="default"/>
+        <w:sz w:val="20"/>
+      </w:rPr>
+    </w:lvl>
+    <w:lvl w:ilvl="8" w:tentative="1">
+      <w:start w:val="1"/>
+      <w:numFmt w:val="bullet"/>
+      <w:lvlText w:val=""/>
+      <w:lvlJc w:val="left"/>
+      <w:pPr>
+        <w:tabs>
+          <w:tab w:val="num" w:pos="6480"/>
+        </w:tabs>
+        <w:ind w:left="6480" w:hanging="360"/>
+      </w:pPr>
+      <w:rPr>
+        <w:rFonts w:ascii="Wingdings" w:hAnsi="Wingdings" w:hint="default"/>
+        <w:sz w:val="20"/>
+      </w:rPr>
+    </w:lvl>
+  </w:abstractNum>
+  <w:num w:numId="1" w16cid:durableId="1793555665">
+    <w:abstractNumId w:val="0"/>
+  </w:num>
+</w:numbering>
 </file>
 
 <file path=word/styles.xml><?xml version="1.0" encoding="utf-8"?>
@@ -696,7 +765,7 @@
     <w:link w:val="Heading1Char"/>
     <w:uiPriority w:val="9"/>
     <w:qFormat/>
-    <w:rsid w:val="00981C03"/>
+    <w:rsid w:val="00B3098A"/>
     <w:pPr>
       <w:keepNext/>
       <w:keepLines/>
@@ -716,9 +785,10 @@
     <w:next w:val="Normal"/>
     <w:link w:val="Heading2Char"/>
     <w:uiPriority w:val="9"/>
+    <w:semiHidden/>
     <w:unhideWhenUsed/>
     <w:qFormat/>
-    <w:rsid w:val="00981C03"/>
+    <w:rsid w:val="00B3098A"/>
     <w:pPr>
       <w:keepNext/>
       <w:keepLines/>
@@ -741,7 +811,7 @@
     <w:semiHidden/>
     <w:unhideWhenUsed/>
     <w:qFormat/>
-    <w:rsid w:val="00981C03"/>
+    <w:rsid w:val="00B3098A"/>
     <w:pPr>
       <w:keepNext/>
       <w:keepLines/>
@@ -764,7 +834,7 @@
     <w:semiHidden/>
     <w:unhideWhenUsed/>
     <w:qFormat/>
-    <w:rsid w:val="00981C03"/>
+    <w:rsid w:val="00B3098A"/>
     <w:pPr>
       <w:keepNext/>
       <w:keepLines/>
@@ -787,7 +857,7 @@
     <w:semiHidden/>
     <w:unhideWhenUsed/>
     <w:qFormat/>
-    <w:rsid w:val="00981C03"/>
+    <w:rsid w:val="00B3098A"/>
     <w:pPr>
       <w:keepNext/>
       <w:keepLines/>
@@ -808,7 +878,7 @@
     <w:semiHidden/>
     <w:unhideWhenUsed/>
     <w:qFormat/>
-    <w:rsid w:val="00981C03"/>
+    <w:rsid w:val="00B3098A"/>
     <w:pPr>
       <w:keepNext/>
       <w:keepLines/>
@@ -831,7 +901,7 @@
     <w:semiHidden/>
     <w:unhideWhenUsed/>
     <w:qFormat/>
-    <w:rsid w:val="00981C03"/>
+    <w:rsid w:val="00B3098A"/>
     <w:pPr>
       <w:keepNext/>
       <w:keepLines/>
@@ -852,7 +922,7 @@
     <w:semiHidden/>
     <w:unhideWhenUsed/>
     <w:qFormat/>
-    <w:rsid w:val="00981C03"/>
+    <w:rsid w:val="00B3098A"/>
     <w:pPr>
       <w:keepNext/>
       <w:keepLines/>
@@ -875,7 +945,7 @@
     <w:semiHidden/>
     <w:unhideWhenUsed/>
     <w:qFormat/>
-    <w:rsid w:val="00981C03"/>
+    <w:rsid w:val="00B3098A"/>
     <w:pPr>
       <w:keepNext/>
       <w:keepLines/>
@@ -890,7 +960,6 @@
   <w:style w:type="character" w:default="1" w:styleId="DefaultParagraphFont">
     <w:name w:val="Default Paragraph Font"/>
     <w:uiPriority w:val="1"/>
-    <w:semiHidden/>
     <w:unhideWhenUsed/>
   </w:style>
   <w:style w:type="table" w:default="1" w:styleId="TableNormal">
@@ -919,7 +988,7 @@
     <w:basedOn w:val="DefaultParagraphFont"/>
     <w:link w:val="Heading1"/>
     <w:uiPriority w:val="9"/>
-    <w:rsid w:val="00981C03"/>
+    <w:rsid w:val="00B3098A"/>
     <w:rPr>
       <w:rFonts w:asciiTheme="majorHAnsi" w:eastAsiaTheme="majorEastAsia" w:hAnsiTheme="majorHAnsi" w:cstheme="majorBidi"/>
       <w:color w:val="0F4761" w:themeColor="accent1" w:themeShade="BF"/>
@@ -932,7 +1001,8 @@
     <w:basedOn w:val="DefaultParagraphFont"/>
     <w:link w:val="Heading2"/>
     <w:uiPriority w:val="9"/>
-    <w:rsid w:val="00981C03"/>
+    <w:semiHidden/>
+    <w:rsid w:val="00B3098A"/>
     <w:rPr>
       <w:rFonts w:asciiTheme="majorHAnsi" w:eastAsiaTheme="majorEastAsia" w:hAnsiTheme="majorHAnsi" w:cstheme="majorBidi"/>
       <w:color w:val="0F4761" w:themeColor="accent1" w:themeShade="BF"/>
@@ -946,7 +1016,7 @@
     <w:link w:val="Heading3"/>
     <w:uiPriority w:val="9"/>
     <w:semiHidden/>
-    <w:rsid w:val="00981C03"/>
+    <w:rsid w:val="00B3098A"/>
     <w:rPr>
       <w:rFonts w:eastAsiaTheme="majorEastAsia" w:cstheme="majorBidi"/>
       <w:color w:val="0F4761" w:themeColor="accent1" w:themeShade="BF"/>
@@ -960,7 +1030,7 @@
     <w:link w:val="Heading4"/>
     <w:uiPriority w:val="9"/>
     <w:semiHidden/>
-    <w:rsid w:val="00981C03"/>
+    <w:rsid w:val="00B3098A"/>
     <w:rPr>
       <w:rFonts w:eastAsiaTheme="majorEastAsia" w:cstheme="majorBidi"/>
       <w:i/>
@@ -974,7 +1044,7 @@
     <w:link w:val="Heading5"/>
     <w:uiPriority w:val="9"/>
     <w:semiHidden/>
-    <w:rsid w:val="00981C03"/>
+    <w:rsid w:val="00B3098A"/>
     <w:rPr>
       <w:rFonts w:eastAsiaTheme="majorEastAsia" w:cstheme="majorBidi"/>
       <w:color w:val="0F4761" w:themeColor="accent1" w:themeShade="BF"/>
@@ -986,7 +1056,7 @@
     <w:link w:val="Heading6"/>
     <w:uiPriority w:val="9"/>
     <w:semiHidden/>
-    <w:rsid w:val="00981C03"/>
+    <w:rsid w:val="00B3098A"/>
     <w:rPr>
       <w:rFonts w:eastAsiaTheme="majorEastAsia" w:cstheme="majorBidi"/>
       <w:i/>
@@ -1000,7 +1070,7 @@
     <w:link w:val="Heading7"/>
     <w:uiPriority w:val="9"/>
     <w:semiHidden/>
-    <w:rsid w:val="00981C03"/>
+    <w:rsid w:val="00B3098A"/>
     <w:rPr>
       <w:rFonts w:eastAsiaTheme="majorEastAsia" w:cstheme="majorBidi"/>
       <w:color w:val="595959" w:themeColor="text1" w:themeTint="A6"/>
@@ -1012,7 +1082,7 @@
     <w:link w:val="Heading8"/>
     <w:uiPriority w:val="9"/>
     <w:semiHidden/>
-    <w:rsid w:val="00981C03"/>
+    <w:rsid w:val="00B3098A"/>
     <w:rPr>
       <w:rFonts w:eastAsiaTheme="majorEastAsia" w:cstheme="majorBidi"/>
       <w:i/>
@@ -1026,7 +1096,7 @@
     <w:link w:val="Heading9"/>
     <w:uiPriority w:val="9"/>
     <w:semiHidden/>
-    <w:rsid w:val="00981C03"/>
+    <w:rsid w:val="00B3098A"/>
     <w:rPr>
       <w:rFonts w:eastAsiaTheme="majorEastAsia" w:cstheme="majorBidi"/>
       <w:color w:val="272727" w:themeColor="text1" w:themeTint="D8"/>
@@ -1039,7 +1109,7 @@
     <w:link w:val="TitleChar"/>
     <w:uiPriority w:val="10"/>
     <w:qFormat/>
-    <w:rsid w:val="00981C03"/>
+    <w:rsid w:val="00B3098A"/>
     <w:pPr>
       <w:spacing w:after="80" w:line="240" w:lineRule="auto"/>
       <w:contextualSpacing/>
@@ -1057,7 +1127,7 @@
     <w:basedOn w:val="DefaultParagraphFont"/>
     <w:link w:val="Title"/>
     <w:uiPriority w:val="10"/>
-    <w:rsid w:val="00981C03"/>
+    <w:rsid w:val="00B3098A"/>
     <w:rPr>
       <w:rFonts w:asciiTheme="majorHAnsi" w:eastAsiaTheme="majorEastAsia" w:hAnsiTheme="majorHAnsi" w:cstheme="majorBidi"/>
       <w:spacing w:val="-10"/>
@@ -1073,7 +1143,7 @@
     <w:link w:val="SubtitleChar"/>
     <w:uiPriority w:val="11"/>
     <w:qFormat/>
-    <w:rsid w:val="00981C03"/>
+    <w:rsid w:val="00B3098A"/>
     <w:pPr>
       <w:numPr>
         <w:ilvl w:val="1"/>
@@ -1092,7 +1162,7 @@
     <w:basedOn w:val="DefaultParagraphFont"/>
     <w:link w:val="Subtitle"/>
     <w:uiPriority w:val="11"/>
-    <w:rsid w:val="00981C03"/>
+    <w:rsid w:val="00B3098A"/>
     <w:rPr>
       <w:rFonts w:eastAsiaTheme="majorEastAsia" w:cstheme="majorBidi"/>
       <w:color w:val="595959" w:themeColor="text1" w:themeTint="A6"/>
@@ -1108,7 +1178,7 @@
     <w:link w:val="QuoteChar"/>
     <w:uiPriority w:val="29"/>
     <w:qFormat/>
-    <w:rsid w:val="00981C03"/>
+    <w:rsid w:val="00B3098A"/>
     <w:pPr>
       <w:spacing w:before="160"/>
       <w:jc w:val="center"/>
@@ -1124,7 +1194,7 @@
     <w:basedOn w:val="DefaultParagraphFont"/>
     <w:link w:val="Quote"/>
     <w:uiPriority w:val="29"/>
-    <w:rsid w:val="00981C03"/>
+    <w:rsid w:val="00B3098A"/>
     <w:rPr>
       <w:i/>
       <w:iCs/>
@@ -1136,7 +1206,7 @@
     <w:basedOn w:val="Normal"/>
     <w:uiPriority w:val="34"/>
     <w:qFormat/>
-    <w:rsid w:val="00981C03"/>
+    <w:rsid w:val="00B3098A"/>
     <w:pPr>
       <w:ind w:left="720"/>
       <w:contextualSpacing/>
@@ -1147,7 +1217,7 @@
     <w:basedOn w:val="DefaultParagraphFont"/>
     <w:uiPriority w:val="21"/>
     <w:qFormat/>
-    <w:rsid w:val="00981C03"/>
+    <w:rsid w:val="00B3098A"/>
     <w:rPr>
       <w:i/>
       <w:iCs/>
@@ -1161,7 +1231,7 @@
     <w:link w:val="IntenseQuoteChar"/>
     <w:uiPriority w:val="30"/>
     <w:qFormat/>
-    <w:rsid w:val="00981C03"/>
+    <w:rsid w:val="00B3098A"/>
     <w:pPr>
       <w:pBdr>
         <w:top w:val="single" w:sz="4" w:space="10" w:color="0F4761" w:themeColor="accent1" w:themeShade="BF"/>
@@ -1182,7 +1252,7 @@
     <w:basedOn w:val="DefaultParagraphFont"/>
     <w:link w:val="IntenseQuote"/>
     <w:uiPriority w:val="30"/>
-    <w:rsid w:val="00981C03"/>
+    <w:rsid w:val="00B3098A"/>
     <w:rPr>
       <w:i/>
       <w:iCs/>
@@ -1194,7 +1264,7 @@
     <w:basedOn w:val="DefaultParagraphFont"/>
     <w:uiPriority w:val="32"/>
     <w:qFormat/>
-    <w:rsid w:val="00981C03"/>
+    <w:rsid w:val="00B3098A"/>
     <w:rPr>
       <w:b/>
       <w:bCs/>
@@ -1499,16 +1569,4 @@
     </a:ext>
   </a:extLst>
 </a:theme>
-</file>
-
-<file path=customXml/item1.xml><?xml version="1.0" encoding="utf-8"?>
-<b:Sources xmlns:b="http://schemas.openxmlformats.org/officeDocument/2006/bibliography" xmlns="http://schemas.openxmlformats.org/officeDocument/2006/bibliography" SelectedStyle="\APASixthEditionOfficeOnline.xsl" StyleName="APA" Version="6"/>
-</file>
-
-<file path=customXml/itemProps1.xml><?xml version="1.0" encoding="utf-8"?>
-<ds:datastoreItem xmlns:ds="http://schemas.openxmlformats.org/officeDocument/2006/customXml" ds:itemID="{922C12AB-5E7D-4B6B-A92F-CE882A700B5A}">
-  <ds:schemaRefs>
-    <ds:schemaRef ds:uri="http://schemas.openxmlformats.org/officeDocument/2006/bibliography"/>
-  </ds:schemaRefs>
-</ds:datastoreItem>
 </file>